--- a/计划书.docx
+++ b/计划书.docx
@@ -26,7 +26,21 @@
           <w:i/>
           <w:sz w:val="21"/>
         </w:rPr>
-        <w:t xml:space="preserve">版本 v1.1 ｜ 2026-09-16 ｜ 状态：M1 完成、M2 的交付条件已达成（3 条真实任务 pass@1 3/3，见 </w:t>
+        <w:t>版本 v1.2 ｜ 2026-09-21 ｜ 状态：M1–M2 完成，M3 进行中（20 条真实任务 / 4 个上游仓库，</w:t>
+      </w:r>
+    </w:p>
+    <w:p>
+      <w:pPr>
+        <w:ind w:left="360"/>
+      </w:pPr>
+      <w:r>
+        <w:rPr>
+          <w:rFonts w:ascii="微软雅黑" w:hAnsi="微软雅黑" w:eastAsia="微软雅黑"/>
+          <w:b w:val="0"/>
+          <w:i/>
+          <w:sz w:val="21"/>
+        </w:rPr>
+        <w:t xml:space="preserve">9 轮真实批次 pass@1 区间 75–95%；Step 5 的"波动 ≤ 1 条"未达成，归因见 </w:t>
       </w:r>
       <w:r>
         <w:rPr>
@@ -45,7 +59,7 @@
           <w:i/>
           <w:sz w:val="21"/>
         </w:rPr>
-        <w:t>）</w:t>
+        <w:t xml:space="preserve"> 结论 23）</w:t>
       </w:r>
     </w:p>
     <w:p>
